--- a/Правила игры.docx
+++ b/Правила игры.docx
@@ -9,9 +9,15 @@
           <w:ilvl w:val="0"/>
           <w:numId w:val="0"/>
         </w:numPr>
-      </w:pPr>
-      <w:r>
-        <w:t>Правила игры</w:t>
+        <w:rPr>
+          <w:lang w:val="en-US"/>
+        </w:rPr>
+      </w:pPr>
+      <w:r>
+        <w:t>Краткие п</w:t>
+      </w:r>
+      <w:r>
+        <w:t>равила игры</w:t>
       </w:r>
     </w:p>
     <w:p>
@@ -19,83 +25,41 @@
         <w:pStyle w:val="a1"/>
       </w:pPr>
       <w:r>
-        <w:rPr>
-          <w:b/>
-          <w:bCs/>
-        </w:rPr>
-        <w:t>«</w:t>
-      </w:r>
-      <w:proofErr w:type="spellStart"/>
-      <w:r>
-        <w:rPr>
-          <w:b/>
-          <w:bCs/>
-        </w:rPr>
-        <w:t>Treasure</w:t>
-      </w:r>
-      <w:proofErr w:type="spellEnd"/>
-      <w:r>
-        <w:rPr>
-          <w:b/>
-          <w:bCs/>
-        </w:rPr>
-        <w:t xml:space="preserve"> </w:t>
-      </w:r>
-      <w:proofErr w:type="spellStart"/>
-      <w:r>
-        <w:rPr>
-          <w:b/>
-          <w:bCs/>
-        </w:rPr>
-        <w:t>Hunt</w:t>
-      </w:r>
-      <w:proofErr w:type="spellEnd"/>
-      <w:r>
-        <w:rPr>
-          <w:b/>
-          <w:bCs/>
-        </w:rPr>
-        <w:t>»</w:t>
-      </w:r>
-      <w:r>
-        <w:t xml:space="preserve"> </w:t>
-      </w:r>
-      <w:proofErr w:type="gramStart"/>
-      <w:r>
-        <w:t xml:space="preserve">- </w:t>
-      </w:r>
-      <w:r>
-        <w:t>это</w:t>
-      </w:r>
-      <w:proofErr w:type="gramEnd"/>
-      <w:r>
-        <w:t xml:space="preserve"> командная тактическая стратегия в реальном времени, где две группы автономных агентов (Красные против Синих) соревнуются в сборе и доставке ценных ресурсов в условиях агрессивной среды.</w:t>
+        <w:t xml:space="preserve">В соревновательном матче длительностью 10 минут две команды по 5 агентов должны собирать разбросанные сокровища и доставлять их на свои базы. Каждое сокровище обладает весом, который напрямую замедляет носителя </w:t>
+      </w:r>
+      <w:r>
+        <w:t>на 5% от макс скорости за каждые 10кг</w:t>
+      </w:r>
+      <w:r>
+        <w:t xml:space="preserve"> делая тяжелую добычу труднотранспортируемой. За доставку сокровища команда получает очки, равные его ценности, а игра завершается досрочно, если все предметы на карте будут собраны.</w:t>
       </w:r>
     </w:p>
     <w:p>
       <w:pPr>
         <w:pStyle w:val="a1"/>
-        <w:ind w:firstLine="0"/>
-      </w:pPr>
+      </w:pPr>
+      <w:r>
+        <w:t>Безопасности агентов угрожают нейтральные големы и вражеские игроки: контакт с големом или успешное применение противником навыка «Кража» приводит к 5-секундному оглушению, потере контроля и выпадению груза на землю. Навык «Кража» заряжается 50 секунд (только при пустой тележке) и позволяет мгновенно отобрать сокровище у врага в радиусе 1 метра, давая вору временный бонус к скорости. Игроки могут в любой момент сбросить груз командой Drop, чтобы вернуть базовую скорость в 5 м/с и избежать захвата, или использовать пустых союзников для блокировки обзора големов и защиты ценного груза.</w:t>
+      </w:r>
     </w:p>
     <w:p>
       <w:pPr>
-        <w:pStyle w:val="a1"/>
+        <w:pStyle w:val="1"/>
         <w:numPr>
           <w:ilvl w:val="0"/>
-          <w:numId w:val="1"/>
+          <w:numId w:val="0"/>
         </w:numPr>
-        <w:rPr>
-          <w:b/>
-          <w:bCs/>
-        </w:rPr>
-      </w:pPr>
-      <w:r>
-        <w:rPr>
-          <w:b/>
-          <w:bCs/>
-        </w:rPr>
-        <w:t>Цель и завершение партии</w:t>
+      </w:pPr>
+      <w:r>
+        <w:t>Подробное описание</w:t>
+      </w:r>
+    </w:p>
+    <w:p>
+      <w:pPr>
+        <w:pStyle w:val="1"/>
+      </w:pPr>
+      <w:r>
+        <w:t>Суть игры</w:t>
       </w:r>
     </w:p>
     <w:p>
@@ -143,6 +107,7 @@
           <w:b/>
           <w:bCs/>
         </w:rPr>
+        <w:lastRenderedPageBreak/>
         <w:t>Длительность.</w:t>
       </w:r>
       <w:r>
@@ -178,21 +143,9 @@
     </w:p>
     <w:p>
       <w:pPr>
-        <w:pStyle w:val="a1"/>
-        <w:numPr>
-          <w:ilvl w:val="0"/>
-          <w:numId w:val="1"/>
-        </w:numPr>
-        <w:rPr>
-          <w:b/>
-          <w:bCs/>
-        </w:rPr>
-      </w:pPr>
-      <w:r>
-        <w:rPr>
-          <w:b/>
-          <w:bCs/>
-        </w:rPr>
+        <w:pStyle w:val="1"/>
+      </w:pPr>
+      <w:r>
         <w:t>Игровое поле и сущности</w:t>
       </w:r>
     </w:p>
@@ -226,7 +179,6 @@
           <w:b/>
           <w:bCs/>
         </w:rPr>
-        <w:lastRenderedPageBreak/>
         <w:t>Агенты (Курьеры).</w:t>
       </w:r>
       <w:r>
@@ -251,15 +203,7 @@
         <w:t>Сокровища.</w:t>
       </w:r>
       <w:r>
-        <w:t> Это объекты с двумя характеристиками: вес (</w:t>
-      </w:r>
-      <w:proofErr w:type="spellStart"/>
-      <w:r>
-        <w:t>Weight</w:t>
-      </w:r>
-      <w:proofErr w:type="spellEnd"/>
-      <w:r>
-        <w:t>) и ценность (Value). В начале сессии они разбрасываются по карте случайным образом. При доставке сокровища на базу оно исчезает из мира, а команде начисляются очки.</w:t>
+        <w:t> Это объекты с двумя характеристиками: вес (Weight) и ценность (Value). В начале сессии они разбрасываются по карте случайным образом. При доставке сокровища на базу оно исчезает из мира, а команде начисляются очки.</w:t>
       </w:r>
     </w:p>
     <w:p>
@@ -298,7 +242,11 @@
         <w:t xml:space="preserve"> </w:t>
       </w:r>
       <w:r>
-        <w:t>попадает в обзор, голем начинает преследование, развивая скорость 3,5 м/с. При физическом контакте голем оглушает агента, сбрасывает его текущую цель и заставляет выбросить содержимое тележки. После атаки голем игнорирует всех игроков на 5 секунд и возвращается к патрулированию.</w:t>
+        <w:t xml:space="preserve">попадает в обзор, голем начинает преследование, развивая скорость 3,5 м/с. При физическом контакте голем оглушает агента, сбрасывает его текущую цель и заставляет выбросить содержимое тележки. После атаки </w:t>
+      </w:r>
+      <w:r>
+        <w:lastRenderedPageBreak/>
+        <w:t>голем игнорирует всех игроков на 5 секунд и возвращается к патрулированию.</w:t>
       </w:r>
       <w:r>
         <w:t xml:space="preserve"> Если при погоне за игроком игрок убежал более чем на 15м, то голем возвращается на патрулирование.</w:t>
@@ -312,21 +260,9 @@
     </w:p>
     <w:p>
       <w:pPr>
-        <w:pStyle w:val="a1"/>
-        <w:numPr>
-          <w:ilvl w:val="0"/>
-          <w:numId w:val="1"/>
-        </w:numPr>
-        <w:rPr>
-          <w:b/>
-          <w:bCs/>
-        </w:rPr>
-      </w:pPr>
-      <w:r>
-        <w:rPr>
-          <w:b/>
-          <w:bCs/>
-        </w:rPr>
+        <w:pStyle w:val="1"/>
+      </w:pPr>
+      <w:r>
         <w:t>Игровая механика и передвижение</w:t>
       </w:r>
     </w:p>
@@ -349,21 +285,8 @@
       <w:pPr>
         <w:pStyle w:val="a1"/>
       </w:pPr>
-      <w:proofErr w:type="spellStart"/>
-      <w:r>
-        <w:t>текущая_скорость</w:t>
-      </w:r>
-      <w:proofErr w:type="spellEnd"/>
-      <w:r>
-        <w:t xml:space="preserve"> = 5 * (1 - 0.005 * </w:t>
-      </w:r>
-      <w:proofErr w:type="spellStart"/>
-      <w:r>
-        <w:t>вес_сокровища</w:t>
-      </w:r>
-      <w:proofErr w:type="spellEnd"/>
-      <w:r>
-        <w:t>).</w:t>
+      <w:r>
+        <w:t>текущая_скорость = 5 * (1 - 0.005 * вес_сокровища).</w:t>
       </w:r>
     </w:p>
     <w:p>
@@ -374,317 +297,525 @@
     </w:p>
     <w:p>
       <w:pPr>
+        <w:pStyle w:val="1"/>
+      </w:pPr>
+      <w:r>
+        <w:t>Взаимодействие с предметами</w:t>
+      </w:r>
+    </w:p>
+    <w:p>
+      <w:pPr>
         <w:pStyle w:val="a1"/>
-        <w:numPr>
-          <w:ilvl w:val="0"/>
-          <w:numId w:val="1"/>
-        </w:numPr>
+      </w:pPr>
+      <w:r>
         <w:rPr>
           <w:b/>
           <w:bCs/>
         </w:rPr>
+        <w:t>Pickup (подбор).</w:t>
+      </w:r>
+      <w:r>
+        <w:t> Подбор сокровища возможен, когда агент находится в зоне подбора (триггере) сокровища. Если слот тележки уже занят, команда подбора игнорируется.</w:t>
+      </w:r>
+    </w:p>
+    <w:p>
+      <w:pPr>
+        <w:pStyle w:val="a1"/>
       </w:pPr>
       <w:r>
         <w:rPr>
           <w:b/>
           <w:bCs/>
         </w:rPr>
-        <w:t>Взаимодействие с предметами</w:t>
+        <w:t>Drop (сброс).</w:t>
+      </w:r>
+      <w:r>
+        <w:t> Агент может выгрузить сокровище из тележки, помещая его непосредственно позади себя.</w:t>
       </w:r>
     </w:p>
     <w:p>
       <w:pPr>
         <w:pStyle w:val="a1"/>
       </w:pPr>
-      <w:proofErr w:type="spellStart"/>
+      <w:r>
+        <w:rPr>
+          <w:b/>
+          <w:bCs/>
+        </w:rPr>
+        <w:t>Приоритет одновременных действий.</w:t>
+      </w:r>
+      <w:r>
+        <w:t> Если два агента одновременно пытаются подобрать один и тот же предмет, сервер отдаёт предмет тому, чей пакет данных пришёл первым (асинхронная обработка).</w:t>
+      </w:r>
+    </w:p>
+    <w:p>
+      <w:pPr>
+        <w:pStyle w:val="a1"/>
+      </w:pPr>
+    </w:p>
+    <w:p>
+      <w:pPr>
+        <w:pStyle w:val="1"/>
+      </w:pPr>
+      <w:r>
+        <w:t>Боевая система: кража и оглушение</w:t>
+      </w:r>
+    </w:p>
+    <w:p>
+      <w:pPr>
+        <w:pStyle w:val="a1"/>
+      </w:pPr>
+      <w:r>
+        <w:rPr>
+          <w:b/>
+          <w:bCs/>
+        </w:rPr>
+        <w:t>Навык «Steal» (Кража).</w:t>
+      </w:r>
+      <w:r>
+        <w:t> Это специальное умение позволяет украсть сокровище из тележки врага. Условия применения: вор должен находиться в радиусе 1 метра от жертвы, а его собственная тележка должна быть пуста.</w:t>
+      </w:r>
+    </w:p>
+    <w:p>
+      <w:pPr>
+        <w:pStyle w:val="a1"/>
+      </w:pPr>
+      <w:r>
+        <w:rPr>
+          <w:b/>
+          <w:bCs/>
+        </w:rPr>
+        <w:t>Заряд навыка.</w:t>
+      </w:r>
+      <w:r>
+        <w:t xml:space="preserve"> Заряд накапливается только когда тележка пуста, со скоростью 10% за 5 секунд. Полная зарядка занимает 50 секунд. Нельзя </w:t>
+      </w:r>
+      <w:r>
+        <w:lastRenderedPageBreak/>
+        <w:t>накопить более одного заряда (максимум 100%). После успешной кражи заряд обнуляется и должен накапливаться заново.</w:t>
+      </w:r>
+    </w:p>
+    <w:p>
+      <w:pPr>
+        <w:pStyle w:val="a1"/>
+      </w:pPr>
+      <w:r>
+        <w:rPr>
+          <w:b/>
+          <w:bCs/>
+        </w:rPr>
+        <w:t>Эффект кражи.</w:t>
+      </w:r>
+      <w:r>
+        <w:t> При активации навыка вор забирает сокровище жертвы, получает ускорение на 5 секунд (</w:t>
+      </w:r>
+      <w:r>
+        <w:t xml:space="preserve">в данном случае </w:t>
+      </w:r>
+      <w:r>
+        <w:t>ускорение означает полное игнорирование веса при расчёте скорости). Ускорения не складываются</w:t>
+      </w:r>
+      <w:r>
+        <w:t xml:space="preserve"> - </w:t>
+      </w:r>
+      <w:r>
+        <w:t>если вор совершает новую кражу до истечения предыдущего ускорения, таймер ускорения обновляется. Жертва при этом оглушается.</w:t>
+      </w:r>
+    </w:p>
+    <w:p>
+      <w:pPr>
+        <w:pStyle w:val="a1"/>
+        <w:ind w:firstLine="0"/>
+      </w:pPr>
+    </w:p>
+    <w:p>
+      <w:pPr>
+        <w:pStyle w:val="1"/>
+      </w:pPr>
+      <w:r>
+        <w:t>Оглушение (Stun)</w:t>
+      </w:r>
+    </w:p>
+    <w:p>
+      <w:pPr>
+        <w:pStyle w:val="a1"/>
+      </w:pPr>
+      <w:r>
+        <w:rPr>
+          <w:b/>
+          <w:bCs/>
+        </w:rPr>
+        <w:t>Причины.</w:t>
+      </w:r>
+      <w:r>
+        <w:t> Агент впадает в состояние оглушения при контакте с големом или при успешной краже со стороны врага.</w:t>
+      </w:r>
+    </w:p>
+    <w:p>
+      <w:pPr>
+        <w:pStyle w:val="a1"/>
+      </w:pPr>
+      <w:r>
+        <w:rPr>
+          <w:b/>
+          <w:bCs/>
+        </w:rPr>
+        <w:t>Длительность.</w:t>
+      </w:r>
+      <w:r>
+        <w:t> Оглушение длится 5 секунд.</w:t>
+      </w:r>
+    </w:p>
+    <w:p>
+      <w:pPr>
+        <w:pStyle w:val="a1"/>
+      </w:pPr>
+      <w:r>
+        <w:rPr>
+          <w:b/>
+          <w:bCs/>
+        </w:rPr>
+        <w:t>Ограничения.</w:t>
+      </w:r>
+      <w:r>
+        <w:t> В этом состоянии агент полностью теряет управление: он не может двигаться и выполнять любые команды (подбор, сброс, кража, движение).</w:t>
+      </w:r>
+    </w:p>
+    <w:p>
+      <w:pPr>
+        <w:pStyle w:val="a1"/>
+      </w:pPr>
+      <w:r>
+        <w:rPr>
+          <w:b/>
+          <w:bCs/>
+        </w:rPr>
+        <w:t>Потеря лута.</w:t>
+      </w:r>
+      <w:r>
+        <w:t> Всё содержимое тележки выпадает на землю в точке оглушения.</w:t>
+      </w:r>
+    </w:p>
+    <w:p>
+      <w:pPr>
+        <w:pStyle w:val="a1"/>
+        <w:rPr>
+          <w:lang w:val="en-US"/>
+        </w:rPr>
+      </w:pPr>
+      <w:r>
+        <w:rPr>
+          <w:b/>
+          <w:bCs/>
+        </w:rPr>
+        <w:t>Амнезия.</w:t>
+      </w:r>
+      <w:r>
+        <w:t> После окончания оглушения агент «забывает» свою предыдущую цель</w:t>
+      </w:r>
+      <w:r>
+        <w:t xml:space="preserve"> - </w:t>
+      </w:r>
+      <w:r>
+        <w:t>его маршрут сбрасывается.</w:t>
+      </w:r>
+    </w:p>
+    <w:p>
+      <w:pPr>
+        <w:pStyle w:val="a1"/>
+        <w:rPr>
+          <w:lang w:val="en-US"/>
+        </w:rPr>
+      </w:pPr>
+    </w:p>
+    <w:p>
+      <w:pPr>
+        <w:pStyle w:val="1"/>
+      </w:pPr>
+      <w:r>
+        <w:t>Типовые игровые ситуации</w:t>
+      </w:r>
+    </w:p>
+    <w:p>
+      <w:pPr>
+        <w:pStyle w:val="a1"/>
+        <w:ind w:left="720" w:firstLine="0"/>
+        <w:rPr>
+          <w:b/>
+          <w:bCs/>
+        </w:rPr>
+      </w:pPr>
+      <w:r>
+        <w:rPr>
+          <w:b/>
+          <w:bCs/>
+        </w:rPr>
+        <w:t>«Жадный маневр» (Штраф за вес)</w:t>
+      </w:r>
+    </w:p>
+    <w:p>
+      <w:pPr>
+        <w:pStyle w:val="a1"/>
+      </w:pPr>
+      <w:r>
+        <w:rPr>
+          <w:b/>
+          <w:bCs/>
+        </w:rPr>
+        <w:t>Ситуация:</w:t>
+      </w:r>
+      <w:r>
+        <w:t xml:space="preserve"> Агент находит сокровище весом 100 кг.</w:t>
+      </w:r>
+    </w:p>
+    <w:p>
+      <w:pPr>
+        <w:pStyle w:val="a1"/>
+        <w:ind w:left="720" w:firstLine="0"/>
+      </w:pPr>
+      <w:r>
+        <w:rPr>
+          <w:b/>
+          <w:bCs/>
+        </w:rPr>
+        <w:t>Механика:</w:t>
+      </w:r>
+      <w:r>
+        <w:t xml:space="preserve"> Его скорость падает на 50%</w:t>
+      </w:r>
+      <w:r>
+        <w:t>;</w:t>
+      </w:r>
+    </w:p>
+    <w:p>
+      <w:pPr>
+        <w:pStyle w:val="a1"/>
+        <w:ind w:left="720" w:firstLine="0"/>
+      </w:pPr>
+      <w:r>
+        <w:rPr>
+          <w:b/>
+          <w:bCs/>
+        </w:rPr>
+        <w:t>Последствие:</w:t>
+      </w:r>
+      <w:r>
+        <w:t xml:space="preserve"> Голем в режиме преследования (3.5 м/с) гарантированно догонит такого агента.</w:t>
+      </w:r>
+    </w:p>
+    <w:p>
+      <w:pPr>
+        <w:pStyle w:val="a1"/>
+        <w:ind w:left="720" w:firstLine="0"/>
+      </w:pPr>
+      <w:r>
+        <w:rPr>
+          <w:b/>
+          <w:bCs/>
+        </w:rPr>
+        <w:t>Тактика:</w:t>
+      </w:r>
+      <w:r>
+        <w:t xml:space="preserve"> Команде выгодно отправить второго агента без груза, чтобы тот «отвлек» голема на себя, перекрыв его радиус обзора.</w:t>
+      </w:r>
+    </w:p>
+    <w:p>
+      <w:pPr>
+        <w:pStyle w:val="a1"/>
+        <w:ind w:left="720" w:firstLine="0"/>
+        <w:rPr>
+          <w:b/>
+          <w:bCs/>
+          <w:lang w:val="en-US"/>
+        </w:rPr>
+      </w:pPr>
       <w:r>
         <w:rPr>
           <w:b/>
           <w:bCs/>
         </w:rPr>
         <w:lastRenderedPageBreak/>
-        <w:t>Pickup</w:t>
-      </w:r>
-      <w:proofErr w:type="spellEnd"/>
-      <w:r>
+        <w:t xml:space="preserve"> </w:t>
+      </w:r>
+    </w:p>
+    <w:p>
+      <w:pPr>
+        <w:pStyle w:val="a1"/>
+        <w:ind w:left="720" w:firstLine="0"/>
         <w:rPr>
           <w:b/>
           <w:bCs/>
         </w:rPr>
-        <w:t xml:space="preserve"> (подбор).</w:t>
-      </w:r>
-      <w:r>
-        <w:t> Подбор сокровища возможен, когда агент находится в зоне подбора (триггере) сокровища. Если слот тележки уже занят, команда подбора игнорируется.</w:t>
-      </w:r>
-    </w:p>
-    <w:p>
-      <w:pPr>
-        <w:pStyle w:val="a1"/>
-      </w:pPr>
-      <w:proofErr w:type="spellStart"/>
+      </w:pPr>
       <w:r>
         <w:rPr>
           <w:b/>
           <w:bCs/>
         </w:rPr>
-        <w:t>Drop</w:t>
-      </w:r>
-      <w:proofErr w:type="spellEnd"/>
+        <w:t>«Засада на базе» (Кража на финише)</w:t>
+      </w:r>
+    </w:p>
+    <w:p>
+      <w:pPr>
+        <w:pStyle w:val="a1"/>
+      </w:pPr>
       <w:r>
         <w:rPr>
           <w:b/>
           <w:bCs/>
         </w:rPr>
-        <w:t xml:space="preserve"> (сброс).</w:t>
-      </w:r>
-      <w:r>
-        <w:t> Агент может выгрузить сокровище из тележки, помещая его непосредственно позади себя.</w:t>
+        <w:t>Ситуация:</w:t>
+      </w:r>
+      <w:r>
+        <w:t xml:space="preserve"> Вражеский агент с тяжелым сокровищем подходит к своей базе. Ваш агент с заряженным навыком «Steal» ждет в кустах (или за пределами радиуса базы).</w:t>
       </w:r>
     </w:p>
     <w:p>
       <w:pPr>
         <w:pStyle w:val="a1"/>
+        <w:ind w:left="720" w:firstLine="0"/>
       </w:pPr>
       <w:r>
         <w:rPr>
           <w:b/>
           <w:bCs/>
         </w:rPr>
-        <w:t>Приоритет одновременных действий.</w:t>
-      </w:r>
-      <w:r>
-        <w:t> Если два агента одновременно пытаются подобрать один и тот же предмет, сервер отдаёт предмет тому, чей пакет данных пришёл первым (асинхронная обработка).</w:t>
+        <w:t>Механика:</w:t>
+      </w:r>
+      <w:r>
+        <w:t xml:space="preserve"> Вор активирует навык в 1 метре от цели.</w:t>
       </w:r>
     </w:p>
     <w:p>
       <w:pPr>
         <w:pStyle w:val="a1"/>
-      </w:pPr>
-    </w:p>
-    <w:p>
-      <w:pPr>
-        <w:pStyle w:val="a1"/>
-        <w:numPr>
-          <w:ilvl w:val="0"/>
-          <w:numId w:val="1"/>
-        </w:numPr>
+        <w:ind w:left="720" w:firstLine="0"/>
+      </w:pPr>
+      <w:r>
         <w:rPr>
           <w:b/>
           <w:bCs/>
         </w:rPr>
-      </w:pPr>
-      <w:r>
+        <w:t>Результат:</w:t>
+      </w:r>
+      <w:r>
+        <w:t xml:space="preserve"> Враг оглушается на 5 секунд прямо перед порогом своей базы. Вор забирает сокровище и получает 5-секундное игнорирование веса, что позволяет ему мгновенно скрыться с добычей, даже если сокровище очень тяжелое.</w:t>
+      </w:r>
+    </w:p>
+    <w:p>
+      <w:pPr>
+        <w:pStyle w:val="a1"/>
+        <w:ind w:left="720" w:firstLine="0"/>
+        <w:rPr>
+          <w:b/>
+          <w:bCs/>
+          <w:lang w:val="en-US"/>
+        </w:rPr>
+      </w:pPr>
+    </w:p>
+    <w:p>
+      <w:pPr>
+        <w:pStyle w:val="a1"/>
+        <w:ind w:left="720" w:firstLine="0"/>
         <w:rPr>
           <w:b/>
           <w:bCs/>
         </w:rPr>
-        <w:t>Боевая система: кража и оглушение</w:t>
-      </w:r>
-    </w:p>
-    <w:p>
-      <w:pPr>
-        <w:pStyle w:val="a1"/>
       </w:pPr>
       <w:r>
         <w:rPr>
           <w:b/>
           <w:bCs/>
         </w:rPr>
-        <w:t>Навык «</w:t>
-      </w:r>
-      <w:proofErr w:type="spellStart"/>
+        <w:t>«Стратегический сброс» (Drop)</w:t>
+      </w:r>
+    </w:p>
+    <w:p>
+      <w:pPr>
+        <w:pStyle w:val="a1"/>
+      </w:pPr>
       <w:r>
         <w:rPr>
           <w:b/>
           <w:bCs/>
         </w:rPr>
-        <w:t>Steal</w:t>
-      </w:r>
-      <w:proofErr w:type="spellEnd"/>
+        <w:t>Ситуация</w:t>
+      </w:r>
+      <w:proofErr w:type="gramStart"/>
       <w:r>
         <w:rPr>
           <w:b/>
           <w:bCs/>
         </w:rPr>
-        <w:t>» (Кража).</w:t>
-      </w:r>
-      <w:r>
-        <w:t> Это специальное умение позволяет украсть сокровище из тележки врага. Условия применения: вор должен находиться в радиусе 1 метра от жертвы, а его собственная тележка должна быть пуста.</w:t>
+        <w:t>:</w:t>
+      </w:r>
+      <w:r>
+        <w:t xml:space="preserve"> За</w:t>
+      </w:r>
+      <w:proofErr w:type="gramEnd"/>
+      <w:r>
+        <w:t xml:space="preserve"> агентом с сокровищем гонится голем или вор, и агент понимает, что не успеет дойти до базы.</w:t>
       </w:r>
     </w:p>
     <w:p>
       <w:pPr>
         <w:pStyle w:val="a1"/>
+        <w:ind w:left="720" w:firstLine="0"/>
       </w:pPr>
       <w:r>
         <w:rPr>
           <w:b/>
           <w:bCs/>
         </w:rPr>
-        <w:t>Заряд навыка.</w:t>
-      </w:r>
-      <w:r>
-        <w:t> Заряд накапливается только когда тележка пуста, со скоростью 10% за 5 секунд. Полная зарядка занимает 50 секунд. Нельзя накопить более одного заряда (максимум 100%). После успешной кражи заряд обнуляется и должен накапливаться заново.</w:t>
+        <w:t>Механика:</w:t>
+      </w:r>
+      <w:r>
+        <w:t xml:space="preserve"> Агент использует команду Drop.</w:t>
       </w:r>
     </w:p>
     <w:p>
       <w:pPr>
         <w:pStyle w:val="a1"/>
+        <w:ind w:left="720" w:firstLine="0"/>
       </w:pPr>
       <w:r>
         <w:rPr>
           <w:b/>
           <w:bCs/>
         </w:rPr>
-        <w:t>Эффект кражи.</w:t>
-      </w:r>
-      <w:r>
-        <w:t> При активации навыка вор забирает сокровище жертвы, получает ускорение на 5 секунд (</w:t>
-      </w:r>
-      <w:r>
-        <w:t xml:space="preserve">в данном случае </w:t>
-      </w:r>
-      <w:r>
-        <w:t>ускорение означает полное игнорирование веса при расчёте скорости). Ускорения не складываются</w:t>
-      </w:r>
-      <w:r>
-        <w:t xml:space="preserve"> - </w:t>
-      </w:r>
-      <w:r>
-        <w:t>если вор совершает новую кражу до истечения предыдущего ускорения, таймер ускорения обновляется. Жертва при этом оглушается.</w:t>
+        <w:t>Результат:</w:t>
+      </w:r>
+      <w:r>
+        <w:t xml:space="preserve"> Сокровище оказывается позади него. Скорость агента мгновенно возвращается к 5 м/с.</w:t>
       </w:r>
     </w:p>
     <w:p>
       <w:pPr>
         <w:pStyle w:val="a1"/>
-        <w:ind w:firstLine="0"/>
-      </w:pPr>
-    </w:p>
-    <w:p>
-      <w:pPr>
-        <w:pStyle w:val="a1"/>
-        <w:numPr>
-          <w:ilvl w:val="0"/>
-          <w:numId w:val="1"/>
-        </w:numPr>
+        <w:ind w:left="720" w:firstLine="0"/>
+      </w:pPr>
+      <w:r>
         <w:rPr>
           <w:b/>
           <w:bCs/>
         </w:rPr>
-      </w:pPr>
+        <w:t>Тактика</w:t>
+      </w:r>
+      <w:proofErr w:type="gramStart"/>
       <w:r>
         <w:rPr>
           <w:b/>
           <w:bCs/>
         </w:rPr>
-        <w:t>Оглушение (</w:t>
-      </w:r>
-      <w:proofErr w:type="spellStart"/>
-      <w:r>
-        <w:rPr>
-          <w:b/>
-          <w:bCs/>
-        </w:rPr>
-        <w:t>Stun</w:t>
-      </w:r>
-      <w:proofErr w:type="spellEnd"/>
-      <w:r>
-        <w:rPr>
-          <w:b/>
-          <w:bCs/>
-        </w:rPr>
-        <w:t>)</w:t>
-      </w:r>
-    </w:p>
-    <w:p>
-      <w:pPr>
-        <w:pStyle w:val="a1"/>
-      </w:pPr>
-      <w:r>
-        <w:rPr>
-          <w:b/>
-          <w:bCs/>
-        </w:rPr>
-        <w:t>Причины.</w:t>
-      </w:r>
-      <w:r>
-        <w:t> Агент впадает в состояние оглушения при контакте с големом или при успешной краже со стороны врага.</w:t>
-      </w:r>
-    </w:p>
-    <w:p>
-      <w:pPr>
-        <w:pStyle w:val="a1"/>
-      </w:pPr>
-      <w:r>
-        <w:rPr>
-          <w:b/>
-          <w:bCs/>
-        </w:rPr>
-        <w:t>Длительность.</w:t>
-      </w:r>
-      <w:r>
-        <w:t> Оглушение длится 5 секунд.</w:t>
-      </w:r>
-    </w:p>
-    <w:p>
-      <w:pPr>
-        <w:pStyle w:val="a1"/>
-      </w:pPr>
-      <w:r>
-        <w:rPr>
-          <w:b/>
-          <w:bCs/>
-        </w:rPr>
-        <w:lastRenderedPageBreak/>
-        <w:t>Ограничения.</w:t>
-      </w:r>
-      <w:r>
-        <w:t> В этом состоянии агент полностью теряет управление: он не может двигаться и выполнять любые команды (подбор, сброс, кража, движение).</w:t>
-      </w:r>
-    </w:p>
-    <w:p>
-      <w:pPr>
-        <w:pStyle w:val="a1"/>
-      </w:pPr>
-      <w:r>
-        <w:rPr>
-          <w:b/>
-          <w:bCs/>
-        </w:rPr>
-        <w:t>Потеря лута.</w:t>
-      </w:r>
-      <w:r>
-        <w:t> Всё содержимое тележки выпадает на землю в точке оглушения.</w:t>
-      </w:r>
-    </w:p>
-    <w:p>
-      <w:pPr>
-        <w:pStyle w:val="a1"/>
-      </w:pPr>
-      <w:r>
-        <w:rPr>
-          <w:b/>
-          <w:bCs/>
-        </w:rPr>
-        <w:t>Амнезия.</w:t>
-      </w:r>
-      <w:r>
-        <w:t> После окончания оглушения агент «забывает» свою предыдущую цель</w:t>
-      </w:r>
-      <w:r>
-        <w:t xml:space="preserve"> - </w:t>
-      </w:r>
-      <w:r>
-        <w:t>его маршрут сбрасывается.</w:t>
-      </w:r>
-    </w:p>
-    <w:p>
-      <w:pPr>
-        <w:pStyle w:val="a1"/>
-        <w:rPr>
-          <w:lang w:val="en-US"/>
-        </w:rPr>
-      </w:pPr>
+        <w:t>:</w:t>
+      </w:r>
+      <w:r>
+        <w:t xml:space="preserve"> Это</w:t>
+      </w:r>
+      <w:proofErr w:type="gramEnd"/>
+      <w:r>
+        <w:t xml:space="preserve"> позволяет спастись от оглушения. Оглушенный агент бесполезен 5 секунд, а просто сбросивший груз агент может попытаться сразу же подобрать его снова, когда угроза минует, или отвлечь врага.</w:t>
+      </w:r>
     </w:p>
     <w:sectPr>
       <w:footerReference w:type="default" r:id="rId8"/>
@@ -791,6 +922,453 @@
 <file path=word/numbering.xml><?xml version="1.0" encoding="utf-8"?>
 <w:numbering xmlns:wpc="http://schemas.microsoft.com/office/word/2010/wordprocessingCanvas" xmlns:cx="http://schemas.microsoft.com/office/drawing/2014/chartex" xmlns:cx1="http://schemas.microsoft.com/office/drawing/2015/9/8/chartex" xmlns:cx2="http://schemas.microsoft.com/office/drawing/2015/10/21/chartex" xmlns:cx3="http://schemas.microsoft.com/office/drawing/2016/5/9/chartex" xmlns:cx4="http://schemas.microsoft.com/office/drawing/2016/5/10/chartex" xmlns:cx5="http://schemas.microsoft.com/office/drawing/2016/5/11/chartex" xmlns:cx6="http://schemas.microsoft.com/office/drawing/2016/5/12/chartex" xmlns:cx7="http://schemas.microsoft.com/office/drawing/2016/5/13/chartex" xmlns:cx8="http://schemas.microsoft.com/office/drawing/2016/5/14/chartex" xmlns:mc="http://schemas.openxmlformats.org/markup-compatibility/2006" xmlns:aink="http://schemas.microsoft.com/office/drawing/2016/ink" xmlns:am3d="http://schemas.microsoft.com/office/drawing/2017/model3d" xmlns:o="urn:schemas-microsoft-com:office:office" xmlns:oel="http://schemas.microsoft.com/office/2019/extlst" xmlns:r="http://schemas.openxmlformats.org/officeDocument/2006/relationships" xmlns:m="http://schemas.openxmlformats.org/officeDocument/2006/math" xmlns:v="urn:schemas-microsoft-com:vml" xmlns:wp14="http://schemas.microsoft.com/office/word/2010/wordprocessingDrawing" xmlns:wp="http://schemas.openxmlformats.org/drawingml/2006/wordprocessingDrawing" xmlns:w10="urn:schemas-microsoft-com:office:word" xmlns:w="http://schemas.openxmlformats.org/wordprocessingml/2006/main" xmlns:w14="http://schemas.microsoft.com/office/word/2010/wordml" xmlns:w15="http://schemas.microsoft.com/office/word/2012/wordml" xmlns:w16cex="http://schemas.microsoft.com/office/word/2018/wordml/cex" xmlns:w16cid="http://schemas.microsoft.com/office/word/2016/wordml/cid" xmlns:w16="http://schemas.microsoft.com/office/word/2018/wordml" xmlns:w16sdtdh="http://schemas.microsoft.com/office/word/2020/wordml/sdtdatahash" xmlns:w16se="http://schemas.microsoft.com/office/word/2015/wordml/symex" xmlns:wpg="http://schemas.microsoft.com/office/word/2010/wordprocessingGroup" xmlns:wpi="http://schemas.microsoft.com/office/word/2010/wordprocessingInk" xmlns:wne="http://schemas.microsoft.com/office/word/2006/wordml" xmlns:wps="http://schemas.microsoft.com/office/word/2010/wordprocessingShape" mc:Ignorable="w14 w15 w16se w16cid w16 w16cex w16sdtdh wp14">
   <w:abstractNum w:abstractNumId="0" w15:restartNumberingAfterBreak="0">
+    <w:nsid w:val="04B24C19"/>
+    <w:multiLevelType w:val="multilevel"/>
+    <w:tmpl w:val="4EEE7EFA"/>
+    <w:lvl w:ilvl="0">
+      <w:start w:val="1"/>
+      <w:numFmt w:val="bullet"/>
+      <w:lvlText w:val=""/>
+      <w:lvlJc w:val="left"/>
+      <w:pPr>
+        <w:tabs>
+          <w:tab w:val="num" w:pos="720"/>
+        </w:tabs>
+        <w:ind w:left="720" w:hanging="360"/>
+      </w:pPr>
+      <w:rPr>
+        <w:rFonts w:ascii="Symbol" w:hAnsi="Symbol" w:hint="default"/>
+        <w:sz w:val="20"/>
+      </w:rPr>
+    </w:lvl>
+    <w:lvl w:ilvl="1" w:tentative="1">
+      <w:start w:val="1"/>
+      <w:numFmt w:val="bullet"/>
+      <w:lvlText w:val="o"/>
+      <w:lvlJc w:val="left"/>
+      <w:pPr>
+        <w:tabs>
+          <w:tab w:val="num" w:pos="1440"/>
+        </w:tabs>
+        <w:ind w:left="1440" w:hanging="360"/>
+      </w:pPr>
+      <w:rPr>
+        <w:rFonts w:ascii="Courier New" w:hAnsi="Courier New" w:hint="default"/>
+        <w:sz w:val="20"/>
+      </w:rPr>
+    </w:lvl>
+    <w:lvl w:ilvl="2" w:tentative="1">
+      <w:start w:val="1"/>
+      <w:numFmt w:val="bullet"/>
+      <w:lvlText w:val=""/>
+      <w:lvlJc w:val="left"/>
+      <w:pPr>
+        <w:tabs>
+          <w:tab w:val="num" w:pos="2160"/>
+        </w:tabs>
+        <w:ind w:left="2160" w:hanging="360"/>
+      </w:pPr>
+      <w:rPr>
+        <w:rFonts w:ascii="Wingdings" w:hAnsi="Wingdings" w:hint="default"/>
+        <w:sz w:val="20"/>
+      </w:rPr>
+    </w:lvl>
+    <w:lvl w:ilvl="3" w:tentative="1">
+      <w:start w:val="1"/>
+      <w:numFmt w:val="bullet"/>
+      <w:lvlText w:val=""/>
+      <w:lvlJc w:val="left"/>
+      <w:pPr>
+        <w:tabs>
+          <w:tab w:val="num" w:pos="2880"/>
+        </w:tabs>
+        <w:ind w:left="2880" w:hanging="360"/>
+      </w:pPr>
+      <w:rPr>
+        <w:rFonts w:ascii="Wingdings" w:hAnsi="Wingdings" w:hint="default"/>
+        <w:sz w:val="20"/>
+      </w:rPr>
+    </w:lvl>
+    <w:lvl w:ilvl="4" w:tentative="1">
+      <w:start w:val="1"/>
+      <w:numFmt w:val="bullet"/>
+      <w:lvlText w:val=""/>
+      <w:lvlJc w:val="left"/>
+      <w:pPr>
+        <w:tabs>
+          <w:tab w:val="num" w:pos="3600"/>
+        </w:tabs>
+        <w:ind w:left="3600" w:hanging="360"/>
+      </w:pPr>
+      <w:rPr>
+        <w:rFonts w:ascii="Wingdings" w:hAnsi="Wingdings" w:hint="default"/>
+        <w:sz w:val="20"/>
+      </w:rPr>
+    </w:lvl>
+    <w:lvl w:ilvl="5" w:tentative="1">
+      <w:start w:val="1"/>
+      <w:numFmt w:val="bullet"/>
+      <w:lvlText w:val=""/>
+      <w:lvlJc w:val="left"/>
+      <w:pPr>
+        <w:tabs>
+          <w:tab w:val="num" w:pos="4320"/>
+        </w:tabs>
+        <w:ind w:left="4320" w:hanging="360"/>
+      </w:pPr>
+      <w:rPr>
+        <w:rFonts w:ascii="Wingdings" w:hAnsi="Wingdings" w:hint="default"/>
+        <w:sz w:val="20"/>
+      </w:rPr>
+    </w:lvl>
+    <w:lvl w:ilvl="6" w:tentative="1">
+      <w:start w:val="1"/>
+      <w:numFmt w:val="bullet"/>
+      <w:lvlText w:val=""/>
+      <w:lvlJc w:val="left"/>
+      <w:pPr>
+        <w:tabs>
+          <w:tab w:val="num" w:pos="5040"/>
+        </w:tabs>
+        <w:ind w:left="5040" w:hanging="360"/>
+      </w:pPr>
+      <w:rPr>
+        <w:rFonts w:ascii="Wingdings" w:hAnsi="Wingdings" w:hint="default"/>
+        <w:sz w:val="20"/>
+      </w:rPr>
+    </w:lvl>
+    <w:lvl w:ilvl="7" w:tentative="1">
+      <w:start w:val="1"/>
+      <w:numFmt w:val="bullet"/>
+      <w:lvlText w:val=""/>
+      <w:lvlJc w:val="left"/>
+      <w:pPr>
+        <w:tabs>
+          <w:tab w:val="num" w:pos="5760"/>
+        </w:tabs>
+        <w:ind w:left="5760" w:hanging="360"/>
+      </w:pPr>
+      <w:rPr>
+        <w:rFonts w:ascii="Wingdings" w:hAnsi="Wingdings" w:hint="default"/>
+        <w:sz w:val="20"/>
+      </w:rPr>
+    </w:lvl>
+    <w:lvl w:ilvl="8" w:tentative="1">
+      <w:start w:val="1"/>
+      <w:numFmt w:val="bullet"/>
+      <w:lvlText w:val=""/>
+      <w:lvlJc w:val="left"/>
+      <w:pPr>
+        <w:tabs>
+          <w:tab w:val="num" w:pos="6480"/>
+        </w:tabs>
+        <w:ind w:left="6480" w:hanging="360"/>
+      </w:pPr>
+      <w:rPr>
+        <w:rFonts w:ascii="Wingdings" w:hAnsi="Wingdings" w:hint="default"/>
+        <w:sz w:val="20"/>
+      </w:rPr>
+    </w:lvl>
+  </w:abstractNum>
+  <w:abstractNum w:abstractNumId="1" w15:restartNumberingAfterBreak="0">
+    <w:nsid w:val="0E0870C7"/>
+    <w:multiLevelType w:val="multilevel"/>
+    <w:tmpl w:val="9B407A3E"/>
+    <w:lvl w:ilvl="0">
+      <w:start w:val="1"/>
+      <w:numFmt w:val="bullet"/>
+      <w:lvlText w:val=""/>
+      <w:lvlJc w:val="left"/>
+      <w:pPr>
+        <w:tabs>
+          <w:tab w:val="num" w:pos="720"/>
+        </w:tabs>
+        <w:ind w:left="720" w:hanging="360"/>
+      </w:pPr>
+      <w:rPr>
+        <w:rFonts w:ascii="Symbol" w:hAnsi="Symbol" w:hint="default"/>
+        <w:sz w:val="20"/>
+      </w:rPr>
+    </w:lvl>
+    <w:lvl w:ilvl="1" w:tentative="1">
+      <w:start w:val="1"/>
+      <w:numFmt w:val="bullet"/>
+      <w:lvlText w:val="o"/>
+      <w:lvlJc w:val="left"/>
+      <w:pPr>
+        <w:tabs>
+          <w:tab w:val="num" w:pos="1440"/>
+        </w:tabs>
+        <w:ind w:left="1440" w:hanging="360"/>
+      </w:pPr>
+      <w:rPr>
+        <w:rFonts w:ascii="Courier New" w:hAnsi="Courier New" w:hint="default"/>
+        <w:sz w:val="20"/>
+      </w:rPr>
+    </w:lvl>
+    <w:lvl w:ilvl="2" w:tentative="1">
+      <w:start w:val="1"/>
+      <w:numFmt w:val="bullet"/>
+      <w:lvlText w:val=""/>
+      <w:lvlJc w:val="left"/>
+      <w:pPr>
+        <w:tabs>
+          <w:tab w:val="num" w:pos="2160"/>
+        </w:tabs>
+        <w:ind w:left="2160" w:hanging="360"/>
+      </w:pPr>
+      <w:rPr>
+        <w:rFonts w:ascii="Wingdings" w:hAnsi="Wingdings" w:hint="default"/>
+        <w:sz w:val="20"/>
+      </w:rPr>
+    </w:lvl>
+    <w:lvl w:ilvl="3" w:tentative="1">
+      <w:start w:val="1"/>
+      <w:numFmt w:val="bullet"/>
+      <w:lvlText w:val=""/>
+      <w:lvlJc w:val="left"/>
+      <w:pPr>
+        <w:tabs>
+          <w:tab w:val="num" w:pos="2880"/>
+        </w:tabs>
+        <w:ind w:left="2880" w:hanging="360"/>
+      </w:pPr>
+      <w:rPr>
+        <w:rFonts w:ascii="Wingdings" w:hAnsi="Wingdings" w:hint="default"/>
+        <w:sz w:val="20"/>
+      </w:rPr>
+    </w:lvl>
+    <w:lvl w:ilvl="4" w:tentative="1">
+      <w:start w:val="1"/>
+      <w:numFmt w:val="bullet"/>
+      <w:lvlText w:val=""/>
+      <w:lvlJc w:val="left"/>
+      <w:pPr>
+        <w:tabs>
+          <w:tab w:val="num" w:pos="3600"/>
+        </w:tabs>
+        <w:ind w:left="3600" w:hanging="360"/>
+      </w:pPr>
+      <w:rPr>
+        <w:rFonts w:ascii="Wingdings" w:hAnsi="Wingdings" w:hint="default"/>
+        <w:sz w:val="20"/>
+      </w:rPr>
+    </w:lvl>
+    <w:lvl w:ilvl="5" w:tentative="1">
+      <w:start w:val="1"/>
+      <w:numFmt w:val="bullet"/>
+      <w:lvlText w:val=""/>
+      <w:lvlJc w:val="left"/>
+      <w:pPr>
+        <w:tabs>
+          <w:tab w:val="num" w:pos="4320"/>
+        </w:tabs>
+        <w:ind w:left="4320" w:hanging="360"/>
+      </w:pPr>
+      <w:rPr>
+        <w:rFonts w:ascii="Wingdings" w:hAnsi="Wingdings" w:hint="default"/>
+        <w:sz w:val="20"/>
+      </w:rPr>
+    </w:lvl>
+    <w:lvl w:ilvl="6" w:tentative="1">
+      <w:start w:val="1"/>
+      <w:numFmt w:val="bullet"/>
+      <w:lvlText w:val=""/>
+      <w:lvlJc w:val="left"/>
+      <w:pPr>
+        <w:tabs>
+          <w:tab w:val="num" w:pos="5040"/>
+        </w:tabs>
+        <w:ind w:left="5040" w:hanging="360"/>
+      </w:pPr>
+      <w:rPr>
+        <w:rFonts w:ascii="Wingdings" w:hAnsi="Wingdings" w:hint="default"/>
+        <w:sz w:val="20"/>
+      </w:rPr>
+    </w:lvl>
+    <w:lvl w:ilvl="7" w:tentative="1">
+      <w:start w:val="1"/>
+      <w:numFmt w:val="bullet"/>
+      <w:lvlText w:val=""/>
+      <w:lvlJc w:val="left"/>
+      <w:pPr>
+        <w:tabs>
+          <w:tab w:val="num" w:pos="5760"/>
+        </w:tabs>
+        <w:ind w:left="5760" w:hanging="360"/>
+      </w:pPr>
+      <w:rPr>
+        <w:rFonts w:ascii="Wingdings" w:hAnsi="Wingdings" w:hint="default"/>
+        <w:sz w:val="20"/>
+      </w:rPr>
+    </w:lvl>
+    <w:lvl w:ilvl="8" w:tentative="1">
+      <w:start w:val="1"/>
+      <w:numFmt w:val="bullet"/>
+      <w:lvlText w:val=""/>
+      <w:lvlJc w:val="left"/>
+      <w:pPr>
+        <w:tabs>
+          <w:tab w:val="num" w:pos="6480"/>
+        </w:tabs>
+        <w:ind w:left="6480" w:hanging="360"/>
+      </w:pPr>
+      <w:rPr>
+        <w:rFonts w:ascii="Wingdings" w:hAnsi="Wingdings" w:hint="default"/>
+        <w:sz w:val="20"/>
+      </w:rPr>
+    </w:lvl>
+  </w:abstractNum>
+  <w:abstractNum w:abstractNumId="2" w15:restartNumberingAfterBreak="0">
+    <w:nsid w:val="0F9C7B1A"/>
+    <w:multiLevelType w:val="multilevel"/>
+    <w:tmpl w:val="E13687B6"/>
+    <w:lvl w:ilvl="0">
+      <w:start w:val="1"/>
+      <w:numFmt w:val="bullet"/>
+      <w:lvlText w:val=""/>
+      <w:lvlJc w:val="left"/>
+      <w:pPr>
+        <w:tabs>
+          <w:tab w:val="num" w:pos="720"/>
+        </w:tabs>
+        <w:ind w:left="720" w:hanging="360"/>
+      </w:pPr>
+      <w:rPr>
+        <w:rFonts w:ascii="Symbol" w:hAnsi="Symbol" w:hint="default"/>
+        <w:sz w:val="20"/>
+      </w:rPr>
+    </w:lvl>
+    <w:lvl w:ilvl="1" w:tentative="1">
+      <w:start w:val="1"/>
+      <w:numFmt w:val="bullet"/>
+      <w:lvlText w:val="o"/>
+      <w:lvlJc w:val="left"/>
+      <w:pPr>
+        <w:tabs>
+          <w:tab w:val="num" w:pos="1440"/>
+        </w:tabs>
+        <w:ind w:left="1440" w:hanging="360"/>
+      </w:pPr>
+      <w:rPr>
+        <w:rFonts w:ascii="Courier New" w:hAnsi="Courier New" w:hint="default"/>
+        <w:sz w:val="20"/>
+      </w:rPr>
+    </w:lvl>
+    <w:lvl w:ilvl="2" w:tentative="1">
+      <w:start w:val="1"/>
+      <w:numFmt w:val="bullet"/>
+      <w:lvlText w:val=""/>
+      <w:lvlJc w:val="left"/>
+      <w:pPr>
+        <w:tabs>
+          <w:tab w:val="num" w:pos="2160"/>
+        </w:tabs>
+        <w:ind w:left="2160" w:hanging="360"/>
+      </w:pPr>
+      <w:rPr>
+        <w:rFonts w:ascii="Wingdings" w:hAnsi="Wingdings" w:hint="default"/>
+        <w:sz w:val="20"/>
+      </w:rPr>
+    </w:lvl>
+    <w:lvl w:ilvl="3" w:tentative="1">
+      <w:start w:val="1"/>
+      <w:numFmt w:val="bullet"/>
+      <w:lvlText w:val=""/>
+      <w:lvlJc w:val="left"/>
+      <w:pPr>
+        <w:tabs>
+          <w:tab w:val="num" w:pos="2880"/>
+        </w:tabs>
+        <w:ind w:left="2880" w:hanging="360"/>
+      </w:pPr>
+      <w:rPr>
+        <w:rFonts w:ascii="Wingdings" w:hAnsi="Wingdings" w:hint="default"/>
+        <w:sz w:val="20"/>
+      </w:rPr>
+    </w:lvl>
+    <w:lvl w:ilvl="4" w:tentative="1">
+      <w:start w:val="1"/>
+      <w:numFmt w:val="bullet"/>
+      <w:lvlText w:val=""/>
+      <w:lvlJc w:val="left"/>
+      <w:pPr>
+        <w:tabs>
+          <w:tab w:val="num" w:pos="3600"/>
+        </w:tabs>
+        <w:ind w:left="3600" w:hanging="360"/>
+      </w:pPr>
+      <w:rPr>
+        <w:rFonts w:ascii="Wingdings" w:hAnsi="Wingdings" w:hint="default"/>
+        <w:sz w:val="20"/>
+      </w:rPr>
+    </w:lvl>
+    <w:lvl w:ilvl="5" w:tentative="1">
+      <w:start w:val="1"/>
+      <w:numFmt w:val="bullet"/>
+      <w:lvlText w:val=""/>
+      <w:lvlJc w:val="left"/>
+      <w:pPr>
+        <w:tabs>
+          <w:tab w:val="num" w:pos="4320"/>
+        </w:tabs>
+        <w:ind w:left="4320" w:hanging="360"/>
+      </w:pPr>
+      <w:rPr>
+        <w:rFonts w:ascii="Wingdings" w:hAnsi="Wingdings" w:hint="default"/>
+        <w:sz w:val="20"/>
+      </w:rPr>
+    </w:lvl>
+    <w:lvl w:ilvl="6" w:tentative="1">
+      <w:start w:val="1"/>
+      <w:numFmt w:val="bullet"/>
+      <w:lvlText w:val=""/>
+      <w:lvlJc w:val="left"/>
+      <w:pPr>
+        <w:tabs>
+          <w:tab w:val="num" w:pos="5040"/>
+        </w:tabs>
+        <w:ind w:left="5040" w:hanging="360"/>
+      </w:pPr>
+      <w:rPr>
+        <w:rFonts w:ascii="Wingdings" w:hAnsi="Wingdings" w:hint="default"/>
+        <w:sz w:val="20"/>
+      </w:rPr>
+    </w:lvl>
+    <w:lvl w:ilvl="7" w:tentative="1">
+      <w:start w:val="1"/>
+      <w:numFmt w:val="bullet"/>
+      <w:lvlText w:val=""/>
+      <w:lvlJc w:val="left"/>
+      <w:pPr>
+        <w:tabs>
+          <w:tab w:val="num" w:pos="5760"/>
+        </w:tabs>
+        <w:ind w:left="5760" w:hanging="360"/>
+      </w:pPr>
+      <w:rPr>
+        <w:rFonts w:ascii="Wingdings" w:hAnsi="Wingdings" w:hint="default"/>
+        <w:sz w:val="20"/>
+      </w:rPr>
+    </w:lvl>
+    <w:lvl w:ilvl="8" w:tentative="1">
+      <w:start w:val="1"/>
+      <w:numFmt w:val="bullet"/>
+      <w:lvlText w:val=""/>
+      <w:lvlJc w:val="left"/>
+      <w:pPr>
+        <w:tabs>
+          <w:tab w:val="num" w:pos="6480"/>
+        </w:tabs>
+        <w:ind w:left="6480" w:hanging="360"/>
+      </w:pPr>
+      <w:rPr>
+        <w:rFonts w:ascii="Wingdings" w:hAnsi="Wingdings" w:hint="default"/>
+        <w:sz w:val="20"/>
+      </w:rPr>
+    </w:lvl>
+  </w:abstractNum>
+  <w:abstractNum w:abstractNumId="3" w15:restartNumberingAfterBreak="0">
     <w:nsid w:val="11714DA3"/>
     <w:multiLevelType w:val="hybridMultilevel"/>
     <w:tmpl w:val="6E145F44"/>
@@ -879,7 +1457,7 @@
       </w:pPr>
     </w:lvl>
   </w:abstractNum>
-  <w:abstractNum w:abstractNumId="1" w15:restartNumberingAfterBreak="0">
+  <w:abstractNum w:abstractNumId="4" w15:restartNumberingAfterBreak="0">
     <w:nsid w:val="126F6F25"/>
     <w:multiLevelType w:val="multilevel"/>
     <w:tmpl w:val="3B42B94E"/>
@@ -1028,7 +1606,7 @@
       </w:rPr>
     </w:lvl>
   </w:abstractNum>
-  <w:abstractNum w:abstractNumId="2" w15:restartNumberingAfterBreak="0">
+  <w:abstractNum w:abstractNumId="5" w15:restartNumberingAfterBreak="0">
     <w:nsid w:val="177D401C"/>
     <w:multiLevelType w:val="hybridMultilevel"/>
     <w:tmpl w:val="7D024510"/>
@@ -1114,7 +1692,7 @@
       </w:pPr>
     </w:lvl>
   </w:abstractNum>
-  <w:abstractNum w:abstractNumId="3" w15:restartNumberingAfterBreak="0">
+  <w:abstractNum w:abstractNumId="6" w15:restartNumberingAfterBreak="0">
     <w:nsid w:val="1F857866"/>
     <w:multiLevelType w:val="hybridMultilevel"/>
     <w:tmpl w:val="DD5A700A"/>
@@ -1205,7 +1783,7 @@
       </w:pPr>
     </w:lvl>
   </w:abstractNum>
-  <w:abstractNum w:abstractNumId="4" w15:restartNumberingAfterBreak="0">
+  <w:abstractNum w:abstractNumId="7" w15:restartNumberingAfterBreak="0">
     <w:nsid w:val="1FB05399"/>
     <w:multiLevelType w:val="multilevel"/>
     <w:tmpl w:val="BF70D922"/>
@@ -1318,7 +1896,7 @@
       </w:pPr>
     </w:lvl>
   </w:abstractNum>
-  <w:abstractNum w:abstractNumId="5" w15:restartNumberingAfterBreak="0">
+  <w:abstractNum w:abstractNumId="8" w15:restartNumberingAfterBreak="0">
     <w:nsid w:val="20563A9D"/>
     <w:multiLevelType w:val="multilevel"/>
     <w:tmpl w:val="B714199A"/>
@@ -1467,7 +2045,7 @@
       </w:rPr>
     </w:lvl>
   </w:abstractNum>
-  <w:abstractNum w:abstractNumId="6" w15:restartNumberingAfterBreak="0">
+  <w:abstractNum w:abstractNumId="9" w15:restartNumberingAfterBreak="0">
     <w:nsid w:val="25E32F98"/>
     <w:multiLevelType w:val="hybridMultilevel"/>
     <w:tmpl w:val="33A0F66C"/>
@@ -1553,7 +2131,7 @@
       </w:pPr>
     </w:lvl>
   </w:abstractNum>
-  <w:abstractNum w:abstractNumId="7" w15:restartNumberingAfterBreak="0">
+  <w:abstractNum w:abstractNumId="10" w15:restartNumberingAfterBreak="0">
     <w:nsid w:val="29351045"/>
     <w:multiLevelType w:val="hybridMultilevel"/>
     <w:tmpl w:val="46B4FB6C"/>
@@ -1639,7 +2217,7 @@
       </w:pPr>
     </w:lvl>
   </w:abstractNum>
-  <w:abstractNum w:abstractNumId="8" w15:restartNumberingAfterBreak="0">
+  <w:abstractNum w:abstractNumId="11" w15:restartNumberingAfterBreak="0">
     <w:nsid w:val="31D16AC3"/>
     <w:multiLevelType w:val="hybridMultilevel"/>
     <w:tmpl w:val="181C3AC6"/>
@@ -1725,7 +2303,7 @@
       </w:pPr>
     </w:lvl>
   </w:abstractNum>
-  <w:abstractNum w:abstractNumId="9" w15:restartNumberingAfterBreak="0">
+  <w:abstractNum w:abstractNumId="12" w15:restartNumberingAfterBreak="0">
     <w:nsid w:val="323443B1"/>
     <w:multiLevelType w:val="hybridMultilevel"/>
     <w:tmpl w:val="55561632"/>
@@ -1814,7 +2392,156 @@
       </w:pPr>
     </w:lvl>
   </w:abstractNum>
-  <w:abstractNum w:abstractNumId="10" w15:restartNumberingAfterBreak="0">
+  <w:abstractNum w:abstractNumId="13" w15:restartNumberingAfterBreak="0">
+    <w:nsid w:val="358F736F"/>
+    <w:multiLevelType w:val="multilevel"/>
+    <w:tmpl w:val="79007464"/>
+    <w:lvl w:ilvl="0">
+      <w:start w:val="1"/>
+      <w:numFmt w:val="bullet"/>
+      <w:lvlText w:val=""/>
+      <w:lvlJc w:val="left"/>
+      <w:pPr>
+        <w:tabs>
+          <w:tab w:val="num" w:pos="720"/>
+        </w:tabs>
+        <w:ind w:left="720" w:hanging="360"/>
+      </w:pPr>
+      <w:rPr>
+        <w:rFonts w:ascii="Symbol" w:hAnsi="Symbol" w:hint="default"/>
+        <w:sz w:val="20"/>
+      </w:rPr>
+    </w:lvl>
+    <w:lvl w:ilvl="1" w:tentative="1">
+      <w:start w:val="1"/>
+      <w:numFmt w:val="bullet"/>
+      <w:lvlText w:val="o"/>
+      <w:lvlJc w:val="left"/>
+      <w:pPr>
+        <w:tabs>
+          <w:tab w:val="num" w:pos="1440"/>
+        </w:tabs>
+        <w:ind w:left="1440" w:hanging="360"/>
+      </w:pPr>
+      <w:rPr>
+        <w:rFonts w:ascii="Courier New" w:hAnsi="Courier New" w:hint="default"/>
+        <w:sz w:val="20"/>
+      </w:rPr>
+    </w:lvl>
+    <w:lvl w:ilvl="2" w:tentative="1">
+      <w:start w:val="1"/>
+      <w:numFmt w:val="bullet"/>
+      <w:lvlText w:val=""/>
+      <w:lvlJc w:val="left"/>
+      <w:pPr>
+        <w:tabs>
+          <w:tab w:val="num" w:pos="2160"/>
+        </w:tabs>
+        <w:ind w:left="2160" w:hanging="360"/>
+      </w:pPr>
+      <w:rPr>
+        <w:rFonts w:ascii="Wingdings" w:hAnsi="Wingdings" w:hint="default"/>
+        <w:sz w:val="20"/>
+      </w:rPr>
+    </w:lvl>
+    <w:lvl w:ilvl="3" w:tentative="1">
+      <w:start w:val="1"/>
+      <w:numFmt w:val="bullet"/>
+      <w:lvlText w:val=""/>
+      <w:lvlJc w:val="left"/>
+      <w:pPr>
+        <w:tabs>
+          <w:tab w:val="num" w:pos="2880"/>
+        </w:tabs>
+        <w:ind w:left="2880" w:hanging="360"/>
+      </w:pPr>
+      <w:rPr>
+        <w:rFonts w:ascii="Wingdings" w:hAnsi="Wingdings" w:hint="default"/>
+        <w:sz w:val="20"/>
+      </w:rPr>
+    </w:lvl>
+    <w:lvl w:ilvl="4" w:tentative="1">
+      <w:start w:val="1"/>
+      <w:numFmt w:val="bullet"/>
+      <w:lvlText w:val=""/>
+      <w:lvlJc w:val="left"/>
+      <w:pPr>
+        <w:tabs>
+          <w:tab w:val="num" w:pos="3600"/>
+        </w:tabs>
+        <w:ind w:left="3600" w:hanging="360"/>
+      </w:pPr>
+      <w:rPr>
+        <w:rFonts w:ascii="Wingdings" w:hAnsi="Wingdings" w:hint="default"/>
+        <w:sz w:val="20"/>
+      </w:rPr>
+    </w:lvl>
+    <w:lvl w:ilvl="5" w:tentative="1">
+      <w:start w:val="1"/>
+      <w:numFmt w:val="bullet"/>
+      <w:lvlText w:val=""/>
+      <w:lvlJc w:val="left"/>
+      <w:pPr>
+        <w:tabs>
+          <w:tab w:val="num" w:pos="4320"/>
+        </w:tabs>
+        <w:ind w:left="4320" w:hanging="360"/>
+      </w:pPr>
+      <w:rPr>
+        <w:rFonts w:ascii="Wingdings" w:hAnsi="Wingdings" w:hint="default"/>
+        <w:sz w:val="20"/>
+      </w:rPr>
+    </w:lvl>
+    <w:lvl w:ilvl="6" w:tentative="1">
+      <w:start w:val="1"/>
+      <w:numFmt w:val="bullet"/>
+      <w:lvlText w:val=""/>
+      <w:lvlJc w:val="left"/>
+      <w:pPr>
+        <w:tabs>
+          <w:tab w:val="num" w:pos="5040"/>
+        </w:tabs>
+        <w:ind w:left="5040" w:hanging="360"/>
+      </w:pPr>
+      <w:rPr>
+        <w:rFonts w:ascii="Wingdings" w:hAnsi="Wingdings" w:hint="default"/>
+        <w:sz w:val="20"/>
+      </w:rPr>
+    </w:lvl>
+    <w:lvl w:ilvl="7" w:tentative="1">
+      <w:start w:val="1"/>
+      <w:numFmt w:val="bullet"/>
+      <w:lvlText w:val=""/>
+      <w:lvlJc w:val="left"/>
+      <w:pPr>
+        <w:tabs>
+          <w:tab w:val="num" w:pos="5760"/>
+        </w:tabs>
+        <w:ind w:left="5760" w:hanging="360"/>
+      </w:pPr>
+      <w:rPr>
+        <w:rFonts w:ascii="Wingdings" w:hAnsi="Wingdings" w:hint="default"/>
+        <w:sz w:val="20"/>
+      </w:rPr>
+    </w:lvl>
+    <w:lvl w:ilvl="8" w:tentative="1">
+      <w:start w:val="1"/>
+      <w:numFmt w:val="bullet"/>
+      <w:lvlText w:val=""/>
+      <w:lvlJc w:val="left"/>
+      <w:pPr>
+        <w:tabs>
+          <w:tab w:val="num" w:pos="6480"/>
+        </w:tabs>
+        <w:ind w:left="6480" w:hanging="360"/>
+      </w:pPr>
+      <w:rPr>
+        <w:rFonts w:ascii="Wingdings" w:hAnsi="Wingdings" w:hint="default"/>
+        <w:sz w:val="20"/>
+      </w:rPr>
+    </w:lvl>
+  </w:abstractNum>
+  <w:abstractNum w:abstractNumId="14" w15:restartNumberingAfterBreak="0">
     <w:nsid w:val="39EC485C"/>
     <w:multiLevelType w:val="multilevel"/>
     <w:tmpl w:val="889A1DD4"/>
@@ -1963,7 +2690,7 @@
       </w:rPr>
     </w:lvl>
   </w:abstractNum>
-  <w:abstractNum w:abstractNumId="11" w15:restartNumberingAfterBreak="0">
+  <w:abstractNum w:abstractNumId="15" w15:restartNumberingAfterBreak="0">
     <w:nsid w:val="3F3F036C"/>
     <w:multiLevelType w:val="hybridMultilevel"/>
     <w:tmpl w:val="F666562C"/>
@@ -2049,7 +2776,156 @@
       </w:pPr>
     </w:lvl>
   </w:abstractNum>
-  <w:abstractNum w:abstractNumId="12" w15:restartNumberingAfterBreak="0">
+  <w:abstractNum w:abstractNumId="16" w15:restartNumberingAfterBreak="0">
+    <w:nsid w:val="41DC5533"/>
+    <w:multiLevelType w:val="multilevel"/>
+    <w:tmpl w:val="7CCE539E"/>
+    <w:lvl w:ilvl="0">
+      <w:start w:val="1"/>
+      <w:numFmt w:val="bullet"/>
+      <w:lvlText w:val=""/>
+      <w:lvlJc w:val="left"/>
+      <w:pPr>
+        <w:tabs>
+          <w:tab w:val="num" w:pos="720"/>
+        </w:tabs>
+        <w:ind w:left="720" w:hanging="360"/>
+      </w:pPr>
+      <w:rPr>
+        <w:rFonts w:ascii="Symbol" w:hAnsi="Symbol" w:hint="default"/>
+        <w:sz w:val="20"/>
+      </w:rPr>
+    </w:lvl>
+    <w:lvl w:ilvl="1" w:tentative="1">
+      <w:start w:val="1"/>
+      <w:numFmt w:val="bullet"/>
+      <w:lvlText w:val="o"/>
+      <w:lvlJc w:val="left"/>
+      <w:pPr>
+        <w:tabs>
+          <w:tab w:val="num" w:pos="1440"/>
+        </w:tabs>
+        <w:ind w:left="1440" w:hanging="360"/>
+      </w:pPr>
+      <w:rPr>
+        <w:rFonts w:ascii="Courier New" w:hAnsi="Courier New" w:hint="default"/>
+        <w:sz w:val="20"/>
+      </w:rPr>
+    </w:lvl>
+    <w:lvl w:ilvl="2" w:tentative="1">
+      <w:start w:val="1"/>
+      <w:numFmt w:val="bullet"/>
+      <w:lvlText w:val=""/>
+      <w:lvlJc w:val="left"/>
+      <w:pPr>
+        <w:tabs>
+          <w:tab w:val="num" w:pos="2160"/>
+        </w:tabs>
+        <w:ind w:left="2160" w:hanging="360"/>
+      </w:pPr>
+      <w:rPr>
+        <w:rFonts w:ascii="Wingdings" w:hAnsi="Wingdings" w:hint="default"/>
+        <w:sz w:val="20"/>
+      </w:rPr>
+    </w:lvl>
+    <w:lvl w:ilvl="3" w:tentative="1">
+      <w:start w:val="1"/>
+      <w:numFmt w:val="bullet"/>
+      <w:lvlText w:val=""/>
+      <w:lvlJc w:val="left"/>
+      <w:pPr>
+        <w:tabs>
+          <w:tab w:val="num" w:pos="2880"/>
+        </w:tabs>
+        <w:ind w:left="2880" w:hanging="360"/>
+      </w:pPr>
+      <w:rPr>
+        <w:rFonts w:ascii="Wingdings" w:hAnsi="Wingdings" w:hint="default"/>
+        <w:sz w:val="20"/>
+      </w:rPr>
+    </w:lvl>
+    <w:lvl w:ilvl="4" w:tentative="1">
+      <w:start w:val="1"/>
+      <w:numFmt w:val="bullet"/>
+      <w:lvlText w:val=""/>
+      <w:lvlJc w:val="left"/>
+      <w:pPr>
+        <w:tabs>
+          <w:tab w:val="num" w:pos="3600"/>
+        </w:tabs>
+        <w:ind w:left="3600" w:hanging="360"/>
+      </w:pPr>
+      <w:rPr>
+        <w:rFonts w:ascii="Wingdings" w:hAnsi="Wingdings" w:hint="default"/>
+        <w:sz w:val="20"/>
+      </w:rPr>
+    </w:lvl>
+    <w:lvl w:ilvl="5" w:tentative="1">
+      <w:start w:val="1"/>
+      <w:numFmt w:val="bullet"/>
+      <w:lvlText w:val=""/>
+      <w:lvlJc w:val="left"/>
+      <w:pPr>
+        <w:tabs>
+          <w:tab w:val="num" w:pos="4320"/>
+        </w:tabs>
+        <w:ind w:left="4320" w:hanging="360"/>
+      </w:pPr>
+      <w:rPr>
+        <w:rFonts w:ascii="Wingdings" w:hAnsi="Wingdings" w:hint="default"/>
+        <w:sz w:val="20"/>
+      </w:rPr>
+    </w:lvl>
+    <w:lvl w:ilvl="6" w:tentative="1">
+      <w:start w:val="1"/>
+      <w:numFmt w:val="bullet"/>
+      <w:lvlText w:val=""/>
+      <w:lvlJc w:val="left"/>
+      <w:pPr>
+        <w:tabs>
+          <w:tab w:val="num" w:pos="5040"/>
+        </w:tabs>
+        <w:ind w:left="5040" w:hanging="360"/>
+      </w:pPr>
+      <w:rPr>
+        <w:rFonts w:ascii="Wingdings" w:hAnsi="Wingdings" w:hint="default"/>
+        <w:sz w:val="20"/>
+      </w:rPr>
+    </w:lvl>
+    <w:lvl w:ilvl="7" w:tentative="1">
+      <w:start w:val="1"/>
+      <w:numFmt w:val="bullet"/>
+      <w:lvlText w:val=""/>
+      <w:lvlJc w:val="left"/>
+      <w:pPr>
+        <w:tabs>
+          <w:tab w:val="num" w:pos="5760"/>
+        </w:tabs>
+        <w:ind w:left="5760" w:hanging="360"/>
+      </w:pPr>
+      <w:rPr>
+        <w:rFonts w:ascii="Wingdings" w:hAnsi="Wingdings" w:hint="default"/>
+        <w:sz w:val="20"/>
+      </w:rPr>
+    </w:lvl>
+    <w:lvl w:ilvl="8" w:tentative="1">
+      <w:start w:val="1"/>
+      <w:numFmt w:val="bullet"/>
+      <w:lvlText w:val=""/>
+      <w:lvlJc w:val="left"/>
+      <w:pPr>
+        <w:tabs>
+          <w:tab w:val="num" w:pos="6480"/>
+        </w:tabs>
+        <w:ind w:left="6480" w:hanging="360"/>
+      </w:pPr>
+      <w:rPr>
+        <w:rFonts w:ascii="Wingdings" w:hAnsi="Wingdings" w:hint="default"/>
+        <w:sz w:val="20"/>
+      </w:rPr>
+    </w:lvl>
+  </w:abstractNum>
+  <w:abstractNum w:abstractNumId="17" w15:restartNumberingAfterBreak="0">
     <w:nsid w:val="51ED3A14"/>
     <w:multiLevelType w:val="multilevel"/>
     <w:tmpl w:val="AB7090A4"/>
@@ -2198,7 +3074,7 @@
       </w:rPr>
     </w:lvl>
   </w:abstractNum>
-  <w:abstractNum w:abstractNumId="13" w15:restartNumberingAfterBreak="0">
+  <w:abstractNum w:abstractNumId="18" w15:restartNumberingAfterBreak="0">
     <w:nsid w:val="52247DCE"/>
     <w:multiLevelType w:val="hybridMultilevel"/>
     <w:tmpl w:val="B406E7FA"/>
@@ -2287,7 +3163,7 @@
       </w:pPr>
     </w:lvl>
   </w:abstractNum>
-  <w:abstractNum w:abstractNumId="14" w15:restartNumberingAfterBreak="0">
+  <w:abstractNum w:abstractNumId="19" w15:restartNumberingAfterBreak="0">
     <w:nsid w:val="54A33485"/>
     <w:multiLevelType w:val="multilevel"/>
     <w:tmpl w:val="05FCF1A0"/>
@@ -2436,7 +3312,7 @@
       </w:rPr>
     </w:lvl>
   </w:abstractNum>
-  <w:abstractNum w:abstractNumId="15" w15:restartNumberingAfterBreak="0">
+  <w:abstractNum w:abstractNumId="20" w15:restartNumberingAfterBreak="0">
     <w:nsid w:val="5DD20811"/>
     <w:multiLevelType w:val="multilevel"/>
     <w:tmpl w:val="44AE20B4"/>
@@ -2585,7 +3461,7 @@
       </w:rPr>
     </w:lvl>
   </w:abstractNum>
-  <w:abstractNum w:abstractNumId="16" w15:restartNumberingAfterBreak="0">
+  <w:abstractNum w:abstractNumId="21" w15:restartNumberingAfterBreak="0">
     <w:nsid w:val="6CC76E52"/>
     <w:multiLevelType w:val="multilevel"/>
     <w:tmpl w:val="360E24D4"/>
@@ -2698,7 +3574,7 @@
       </w:pPr>
     </w:lvl>
   </w:abstractNum>
-  <w:abstractNum w:abstractNumId="17" w15:restartNumberingAfterBreak="0">
+  <w:abstractNum w:abstractNumId="22" w15:restartNumberingAfterBreak="0">
     <w:nsid w:val="721569F5"/>
     <w:multiLevelType w:val="multilevel"/>
     <w:tmpl w:val="B6D0EAB4"/>
@@ -2818,7 +3694,7 @@
       </w:rPr>
     </w:lvl>
   </w:abstractNum>
-  <w:abstractNum w:abstractNumId="18" w15:restartNumberingAfterBreak="0">
+  <w:abstractNum w:abstractNumId="23" w15:restartNumberingAfterBreak="0">
     <w:nsid w:val="793D5AC2"/>
     <w:multiLevelType w:val="hybridMultilevel"/>
     <w:tmpl w:val="24AE76AA"/>
@@ -2904,7 +3780,156 @@
       </w:pPr>
     </w:lvl>
   </w:abstractNum>
-  <w:abstractNum w:abstractNumId="19" w15:restartNumberingAfterBreak="0">
+  <w:abstractNum w:abstractNumId="24" w15:restartNumberingAfterBreak="0">
+    <w:nsid w:val="7B8B4B2D"/>
+    <w:multiLevelType w:val="multilevel"/>
+    <w:tmpl w:val="8D8EE8F4"/>
+    <w:lvl w:ilvl="0">
+      <w:start w:val="1"/>
+      <w:numFmt w:val="bullet"/>
+      <w:lvlText w:val=""/>
+      <w:lvlJc w:val="left"/>
+      <w:pPr>
+        <w:tabs>
+          <w:tab w:val="num" w:pos="720"/>
+        </w:tabs>
+        <w:ind w:left="720" w:hanging="360"/>
+      </w:pPr>
+      <w:rPr>
+        <w:rFonts w:ascii="Symbol" w:hAnsi="Symbol" w:hint="default"/>
+        <w:sz w:val="20"/>
+      </w:rPr>
+    </w:lvl>
+    <w:lvl w:ilvl="1" w:tentative="1">
+      <w:start w:val="1"/>
+      <w:numFmt w:val="bullet"/>
+      <w:lvlText w:val="o"/>
+      <w:lvlJc w:val="left"/>
+      <w:pPr>
+        <w:tabs>
+          <w:tab w:val="num" w:pos="1440"/>
+        </w:tabs>
+        <w:ind w:left="1440" w:hanging="360"/>
+      </w:pPr>
+      <w:rPr>
+        <w:rFonts w:ascii="Courier New" w:hAnsi="Courier New" w:hint="default"/>
+        <w:sz w:val="20"/>
+      </w:rPr>
+    </w:lvl>
+    <w:lvl w:ilvl="2" w:tentative="1">
+      <w:start w:val="1"/>
+      <w:numFmt w:val="bullet"/>
+      <w:lvlText w:val=""/>
+      <w:lvlJc w:val="left"/>
+      <w:pPr>
+        <w:tabs>
+          <w:tab w:val="num" w:pos="2160"/>
+        </w:tabs>
+        <w:ind w:left="2160" w:hanging="360"/>
+      </w:pPr>
+      <w:rPr>
+        <w:rFonts w:ascii="Wingdings" w:hAnsi="Wingdings" w:hint="default"/>
+        <w:sz w:val="20"/>
+      </w:rPr>
+    </w:lvl>
+    <w:lvl w:ilvl="3" w:tentative="1">
+      <w:start w:val="1"/>
+      <w:numFmt w:val="bullet"/>
+      <w:lvlText w:val=""/>
+      <w:lvlJc w:val="left"/>
+      <w:pPr>
+        <w:tabs>
+          <w:tab w:val="num" w:pos="2880"/>
+        </w:tabs>
+        <w:ind w:left="2880" w:hanging="360"/>
+      </w:pPr>
+      <w:rPr>
+        <w:rFonts w:ascii="Wingdings" w:hAnsi="Wingdings" w:hint="default"/>
+        <w:sz w:val="20"/>
+      </w:rPr>
+    </w:lvl>
+    <w:lvl w:ilvl="4" w:tentative="1">
+      <w:start w:val="1"/>
+      <w:numFmt w:val="bullet"/>
+      <w:lvlText w:val=""/>
+      <w:lvlJc w:val="left"/>
+      <w:pPr>
+        <w:tabs>
+          <w:tab w:val="num" w:pos="3600"/>
+        </w:tabs>
+        <w:ind w:left="3600" w:hanging="360"/>
+      </w:pPr>
+      <w:rPr>
+        <w:rFonts w:ascii="Wingdings" w:hAnsi="Wingdings" w:hint="default"/>
+        <w:sz w:val="20"/>
+      </w:rPr>
+    </w:lvl>
+    <w:lvl w:ilvl="5" w:tentative="1">
+      <w:start w:val="1"/>
+      <w:numFmt w:val="bullet"/>
+      <w:lvlText w:val=""/>
+      <w:lvlJc w:val="left"/>
+      <w:pPr>
+        <w:tabs>
+          <w:tab w:val="num" w:pos="4320"/>
+        </w:tabs>
+        <w:ind w:left="4320" w:hanging="360"/>
+      </w:pPr>
+      <w:rPr>
+        <w:rFonts w:ascii="Wingdings" w:hAnsi="Wingdings" w:hint="default"/>
+        <w:sz w:val="20"/>
+      </w:rPr>
+    </w:lvl>
+    <w:lvl w:ilvl="6" w:tentative="1">
+      <w:start w:val="1"/>
+      <w:numFmt w:val="bullet"/>
+      <w:lvlText w:val=""/>
+      <w:lvlJc w:val="left"/>
+      <w:pPr>
+        <w:tabs>
+          <w:tab w:val="num" w:pos="5040"/>
+        </w:tabs>
+        <w:ind w:left="5040" w:hanging="360"/>
+      </w:pPr>
+      <w:rPr>
+        <w:rFonts w:ascii="Wingdings" w:hAnsi="Wingdings" w:hint="default"/>
+        <w:sz w:val="20"/>
+      </w:rPr>
+    </w:lvl>
+    <w:lvl w:ilvl="7" w:tentative="1">
+      <w:start w:val="1"/>
+      <w:numFmt w:val="bullet"/>
+      <w:lvlText w:val=""/>
+      <w:lvlJc w:val="left"/>
+      <w:pPr>
+        <w:tabs>
+          <w:tab w:val="num" w:pos="5760"/>
+        </w:tabs>
+        <w:ind w:left="5760" w:hanging="360"/>
+      </w:pPr>
+      <w:rPr>
+        <w:rFonts w:ascii="Wingdings" w:hAnsi="Wingdings" w:hint="default"/>
+        <w:sz w:val="20"/>
+      </w:rPr>
+    </w:lvl>
+    <w:lvl w:ilvl="8" w:tentative="1">
+      <w:start w:val="1"/>
+      <w:numFmt w:val="bullet"/>
+      <w:lvlText w:val=""/>
+      <w:lvlJc w:val="left"/>
+      <w:pPr>
+        <w:tabs>
+          <w:tab w:val="num" w:pos="6480"/>
+        </w:tabs>
+        <w:ind w:left="6480" w:hanging="360"/>
+      </w:pPr>
+      <w:rPr>
+        <w:rFonts w:ascii="Wingdings" w:hAnsi="Wingdings" w:hint="default"/>
+        <w:sz w:val="20"/>
+      </w:rPr>
+    </w:lvl>
+  </w:abstractNum>
+  <w:abstractNum w:abstractNumId="25" w15:restartNumberingAfterBreak="0">
     <w:nsid w:val="7BB528D0"/>
     <w:multiLevelType w:val="hybridMultilevel"/>
     <w:tmpl w:val="46B4FB6C"/>
@@ -2990,7 +4015,7 @@
       </w:pPr>
     </w:lvl>
   </w:abstractNum>
-  <w:abstractNum w:abstractNumId="20" w15:restartNumberingAfterBreak="0">
+  <w:abstractNum w:abstractNumId="26" w15:restartNumberingAfterBreak="0">
     <w:nsid w:val="7C8307CB"/>
     <w:multiLevelType w:val="hybridMultilevel"/>
     <w:tmpl w:val="3412EF3A"/>
@@ -3079,7 +4104,7 @@
       </w:pPr>
     </w:lvl>
   </w:abstractNum>
-  <w:abstractNum w:abstractNumId="21" w15:restartNumberingAfterBreak="0">
+  <w:abstractNum w:abstractNumId="27" w15:restartNumberingAfterBreak="0">
     <w:nsid w:val="7D254095"/>
     <w:multiLevelType w:val="multilevel"/>
     <w:tmpl w:val="9126FF56"/>
@@ -3229,70 +4254,88 @@
     </w:lvl>
   </w:abstractNum>
   <w:num w:numId="1" w16cid:durableId="1782409221">
+    <w:abstractNumId w:val="22"/>
+  </w:num>
+  <w:num w:numId="2" w16cid:durableId="131025174">
+    <w:abstractNumId w:val="6"/>
+  </w:num>
+  <w:num w:numId="3" w16cid:durableId="220796394">
+    <w:abstractNumId w:val="3"/>
+  </w:num>
+  <w:num w:numId="4" w16cid:durableId="525339155">
+    <w:abstractNumId w:val="5"/>
+  </w:num>
+  <w:num w:numId="5" w16cid:durableId="1538279051">
+    <w:abstractNumId w:val="9"/>
+  </w:num>
+  <w:num w:numId="6" w16cid:durableId="1959414781">
+    <w:abstractNumId w:val="23"/>
+  </w:num>
+  <w:num w:numId="7" w16cid:durableId="1872644229">
+    <w:abstractNumId w:val="11"/>
+  </w:num>
+  <w:num w:numId="8" w16cid:durableId="793868733">
+    <w:abstractNumId w:val="26"/>
+  </w:num>
+  <w:num w:numId="9" w16cid:durableId="1149514113">
+    <w:abstractNumId w:val="12"/>
+  </w:num>
+  <w:num w:numId="10" w16cid:durableId="1297953771">
+    <w:abstractNumId w:val="10"/>
+  </w:num>
+  <w:num w:numId="11" w16cid:durableId="70852075">
+    <w:abstractNumId w:val="25"/>
+  </w:num>
+  <w:num w:numId="12" w16cid:durableId="432165783">
+    <w:abstractNumId w:val="15"/>
+  </w:num>
+  <w:num w:numId="13" w16cid:durableId="1134908831">
+    <w:abstractNumId w:val="18"/>
+  </w:num>
+  <w:num w:numId="14" w16cid:durableId="1335524073">
+    <w:abstractNumId w:val="7"/>
+  </w:num>
+  <w:num w:numId="15" w16cid:durableId="412625065">
+    <w:abstractNumId w:val="27"/>
+  </w:num>
+  <w:num w:numId="16" w16cid:durableId="854924637">
+    <w:abstractNumId w:val="4"/>
+  </w:num>
+  <w:num w:numId="17" w16cid:durableId="1001852863">
+    <w:abstractNumId w:val="8"/>
+  </w:num>
+  <w:num w:numId="18" w16cid:durableId="405734838">
+    <w:abstractNumId w:val="19"/>
+  </w:num>
+  <w:num w:numId="19" w16cid:durableId="749428826">
     <w:abstractNumId w:val="17"/>
   </w:num>
-  <w:num w:numId="2" w16cid:durableId="131025174">
-    <w:abstractNumId w:val="3"/>
+  <w:num w:numId="20" w16cid:durableId="1197163596">
+    <w:abstractNumId w:val="14"/>
   </w:num>
-  <w:num w:numId="3" w16cid:durableId="220796394">
+  <w:num w:numId="21" w16cid:durableId="9190352">
+    <w:abstractNumId w:val="20"/>
+  </w:num>
+  <w:num w:numId="22" w16cid:durableId="324015112">
+    <w:abstractNumId w:val="21"/>
+  </w:num>
+  <w:num w:numId="23" w16cid:durableId="1559902279">
+    <w:abstractNumId w:val="2"/>
+  </w:num>
+  <w:num w:numId="24" w16cid:durableId="569773800">
+    <w:abstractNumId w:val="16"/>
+  </w:num>
+  <w:num w:numId="25" w16cid:durableId="1536113807">
     <w:abstractNumId w:val="0"/>
   </w:num>
-  <w:num w:numId="4" w16cid:durableId="525339155">
-    <w:abstractNumId w:val="2"/>
+  <w:num w:numId="26" w16cid:durableId="921447341">
+    <w:abstractNumId w:val="24"/>
   </w:num>
-  <w:num w:numId="5" w16cid:durableId="1538279051">
-    <w:abstractNumId w:val="6"/>
-  </w:num>
-  <w:num w:numId="6" w16cid:durableId="1959414781">
-    <w:abstractNumId w:val="18"/>
-  </w:num>
-  <w:num w:numId="7" w16cid:durableId="1872644229">
-    <w:abstractNumId w:val="8"/>
-  </w:num>
-  <w:num w:numId="8" w16cid:durableId="793868733">
-    <w:abstractNumId w:val="20"/>
-  </w:num>
-  <w:num w:numId="9" w16cid:durableId="1149514113">
-    <w:abstractNumId w:val="9"/>
-  </w:num>
-  <w:num w:numId="10" w16cid:durableId="1297953771">
-    <w:abstractNumId w:val="7"/>
-  </w:num>
-  <w:num w:numId="11" w16cid:durableId="70852075">
-    <w:abstractNumId w:val="19"/>
-  </w:num>
-  <w:num w:numId="12" w16cid:durableId="432165783">
-    <w:abstractNumId w:val="11"/>
-  </w:num>
-  <w:num w:numId="13" w16cid:durableId="1134908831">
+  <w:num w:numId="27" w16cid:durableId="1361472872">
     <w:abstractNumId w:val="13"/>
   </w:num>
-  <w:num w:numId="14" w16cid:durableId="1335524073">
-    <w:abstractNumId w:val="4"/>
-  </w:num>
-  <w:num w:numId="15" w16cid:durableId="412625065">
-    <w:abstractNumId w:val="21"/>
-  </w:num>
-  <w:num w:numId="16" w16cid:durableId="854924637">
+  <w:num w:numId="28" w16cid:durableId="471555833">
     <w:abstractNumId w:val="1"/>
-  </w:num>
-  <w:num w:numId="17" w16cid:durableId="1001852863">
-    <w:abstractNumId w:val="5"/>
-  </w:num>
-  <w:num w:numId="18" w16cid:durableId="405734838">
-    <w:abstractNumId w:val="14"/>
-  </w:num>
-  <w:num w:numId="19" w16cid:durableId="749428826">
-    <w:abstractNumId w:val="12"/>
-  </w:num>
-  <w:num w:numId="20" w16cid:durableId="1197163596">
-    <w:abstractNumId w:val="10"/>
-  </w:num>
-  <w:num w:numId="21" w16cid:durableId="9190352">
-    <w:abstractNumId w:val="15"/>
-  </w:num>
-  <w:num w:numId="22" w16cid:durableId="324015112">
-    <w:abstractNumId w:val="16"/>
   </w:num>
   <w:numIdMacAtCleanup w:val="4"/>
 </w:numbering>
